--- a/scripts/lci_intro_script.docx
+++ b/scripts/lci_intro_script.docx
@@ -10,7 +10,7 @@
         <w:t xml:space="preserve">LCI Introduction</w:t>
       </w:r>
     </w:p>
-    <w:bookmarkStart w:id="20" w:name="taking-head"/>
+    <w:bookmarkStart w:id="9" w:name="taking-head"/>
     <w:p>
       <w:pPr>
         <w:pStyle w:val="Heading2"/>
@@ -51,8 +51,8 @@
         <w:t xml:space="preserve">Whatever your situation, we have a great team of people who can help you every step of the way.</w:t>
       </w:r>
     </w:p>
-    <w:bookmarkEnd w:id="20"/>
-    <w:bookmarkStart w:id="21" w:name="l-4---surgeons"/>
+    <w:bookmarkEnd w:id="9"/>
+    <w:bookmarkStart w:id="10" w:name="l-4---surgeons"/>
     <w:p>
       <w:pPr>
         <w:pStyle w:val="Heading2"/>
@@ -105,8 +105,8 @@
         <w:t xml:space="preserve">Jonathan Salo</w:t>
       </w:r>
     </w:p>
-    <w:bookmarkEnd w:id="21"/>
-    <w:bookmarkStart w:id="22" w:name="location"/>
+    <w:bookmarkEnd w:id="10"/>
+    <w:bookmarkStart w:id="11" w:name="location"/>
     <w:p>
       <w:pPr>
         <w:pStyle w:val="Heading2"/>
@@ -123,8 +123,8 @@
         <w:t xml:space="preserve">We’re located at 1310 East Morehead Street in Building 2 of Levine Cancer Institute.</w:t>
       </w:r>
     </w:p>
-    <w:bookmarkEnd w:id="22"/>
-    <w:bookmarkStart w:id="23" w:name="location-closeup"/>
+    <w:bookmarkEnd w:id="11"/>
+    <w:bookmarkStart w:id="12" w:name="location-closeup"/>
     <w:p>
       <w:pPr>
         <w:pStyle w:val="Heading2"/>
@@ -141,8 +141,8 @@
         <w:t xml:space="preserve">There is a traffic circle which allows you to pull in for patient drop-off</w:t>
       </w:r>
     </w:p>
-    <w:bookmarkEnd w:id="23"/>
-    <w:bookmarkStart w:id="24" w:name="photo-of-lci"/>
+    <w:bookmarkEnd w:id="12"/>
+    <w:bookmarkStart w:id="13" w:name="photo-of-lci"/>
     <w:p>
       <w:pPr>
         <w:pStyle w:val="Heading2"/>
@@ -159,8 +159,8 @@
         <w:t xml:space="preserve">You can either self-park in the garage, or we have free valet parking.</w:t>
       </w:r>
     </w:p>
-    <w:bookmarkEnd w:id="24"/>
-    <w:bookmarkStart w:id="25" w:name="my.atriumhealth.org"/>
+    <w:bookmarkEnd w:id="13"/>
+    <w:bookmarkStart w:id="14" w:name="my.atriumhealth.org"/>
     <w:p>
       <w:pPr>
         <w:pStyle w:val="Heading2"/>
@@ -185,8 +185,8 @@
         <w:t xml:space="preserve">In order to sign up, navigate with your desktop computer or cell phone of my.atriumhealth.org</w:t>
       </w:r>
     </w:p>
-    <w:bookmarkEnd w:id="25"/>
-    <w:bookmarkStart w:id="26" w:name="my-atrium-signup"/>
+    <w:bookmarkEnd w:id="14"/>
+    <w:bookmarkStart w:id="15" w:name="my-atrium-signup"/>
     <w:p>
       <w:pPr>
         <w:pStyle w:val="Heading2"/>
@@ -203,8 +203,8 @@
         <w:t xml:space="preserve">You can sign up online through a desktop, tablet, or phone</w:t>
       </w:r>
     </w:p>
-    <w:bookmarkEnd w:id="26"/>
-    <w:bookmarkStart w:id="27" w:name="my-atrium-apps"/>
+    <w:bookmarkEnd w:id="15"/>
+    <w:bookmarkStart w:id="16" w:name="my-atrium-apps"/>
     <w:p>
       <w:pPr>
         <w:pStyle w:val="Heading2"/>
@@ -229,8 +229,8 @@
         <w:t xml:space="preserve">We have a toll-free number for technical support to help you get started.</w:t>
       </w:r>
     </w:p>
-    <w:bookmarkEnd w:id="27"/>
-    <w:bookmarkStart w:id="28" w:name="my-atrium-portal"/>
+    <w:bookmarkEnd w:id="16"/>
+    <w:bookmarkStart w:id="17" w:name="my-atrium-portal"/>
     <w:p>
       <w:pPr>
         <w:pStyle w:val="Heading2"/>
@@ -259,8 +259,8 @@
         <w:t xml:space="preserve">Send messages to your care team</w:t>
       </w:r>
     </w:p>
-    <w:bookmarkEnd w:id="28"/>
-    <w:bookmarkStart w:id="29" w:name="my-atrium-portal-1"/>
+    <w:bookmarkEnd w:id="17"/>
+    <w:bookmarkStart w:id="18" w:name="my-atrium-portal-1"/>
     <w:p>
       <w:pPr>
         <w:pStyle w:val="Heading2"/>
@@ -281,8 +281,8 @@
         <w:t xml:space="preserve">request medication renewals</w:t>
       </w:r>
     </w:p>
-    <w:bookmarkEnd w:id="29"/>
-    <w:bookmarkStart w:id="30" w:name="my-atrium-portal-2"/>
+    <w:bookmarkEnd w:id="18"/>
+    <w:bookmarkStart w:id="19" w:name="my-atrium-portal-2"/>
     <w:p>
       <w:pPr>
         <w:pStyle w:val="Heading2"/>
@@ -303,8 +303,8 @@
         <w:t xml:space="preserve">View upcoming appointments</w:t>
       </w:r>
     </w:p>
-    <w:bookmarkEnd w:id="30"/>
-    <w:bookmarkStart w:id="31" w:name="after-visit-summary"/>
+    <w:bookmarkEnd w:id="19"/>
+    <w:bookmarkStart w:id="20" w:name="after-visit-summary"/>
     <w:p>
       <w:pPr>
         <w:pStyle w:val="Heading2"/>
@@ -337,8 +337,8 @@
         <w:t xml:space="preserve">will be sent to your patient portal and will be printed for you, which will provide details of your visit and will outline the next steps in your care. These may include additional procedures or appointments.</w:t>
       </w:r>
     </w:p>
-    <w:bookmarkEnd w:id="31"/>
-    <w:bookmarkStart w:id="32" w:name="consultation-notes"/>
+    <w:bookmarkEnd w:id="20"/>
+    <w:bookmarkStart w:id="21" w:name="consultation-notes"/>
     <w:p>
       <w:pPr>
         <w:pStyle w:val="Heading2"/>
@@ -419,266 +419,266 @@
         <w:t xml:space="preserve">Other Cancer Providers</w:t>
       </w:r>
     </w:p>
+    <w:bookmarkEnd w:id="21"/>
+    <w:bookmarkStart w:id="22" w:name="possible-next-steps"/>
+    <w:p>
+      <w:pPr>
+        <w:pStyle w:val="Heading2"/>
+      </w:pPr>
+      <w:r>
+        <w:t xml:space="preserve">Possible Next Steps</w:t>
+      </w:r>
+    </w:p>
+    <w:p>
+      <w:pPr>
+        <w:pStyle w:val="FirstParagraph"/>
+      </w:pPr>
+      <w:r>
+        <w:t xml:space="preserve">After your consultation, there are several possible next steps:</w:t>
+      </w:r>
+    </w:p>
+    <w:p>
+      <w:pPr>
+        <w:pStyle w:val="Compact"/>
+        <w:numPr>
+          <w:ilvl w:val="0"/>
+          <w:numId w:val="1005"/>
+        </w:numPr>
+      </w:pPr>
+      <w:r>
+        <w:t xml:space="preserve">PET scan or CT Scan</w:t>
+      </w:r>
+    </w:p>
+    <w:bookmarkEnd w:id="22"/>
+    <w:bookmarkStart w:id="23" w:name="possible-next-steps-1"/>
+    <w:p>
+      <w:pPr>
+        <w:pStyle w:val="Heading2"/>
+      </w:pPr>
+      <w:r>
+        <w:t xml:space="preserve">- Possible Next Steps</w:t>
+      </w:r>
+    </w:p>
+    <w:p>
+      <w:pPr>
+        <w:pStyle w:val="Compact"/>
+        <w:numPr>
+          <w:ilvl w:val="0"/>
+          <w:numId w:val="1006"/>
+        </w:numPr>
+      </w:pPr>
+      <w:r>
+        <w:t xml:space="preserve">Endoscopic Procedure such as EGD</w:t>
+      </w:r>
+    </w:p>
+    <w:bookmarkEnd w:id="23"/>
+    <w:bookmarkStart w:id="24" w:name="possible-next-steps-2"/>
+    <w:p>
+      <w:pPr>
+        <w:pStyle w:val="Heading2"/>
+      </w:pPr>
+      <w:r>
+        <w:t xml:space="preserve">- Possible Next Steps</w:t>
+      </w:r>
+    </w:p>
+    <w:p>
+      <w:pPr>
+        <w:pStyle w:val="Compact"/>
+        <w:numPr>
+          <w:ilvl w:val="0"/>
+          <w:numId w:val="1007"/>
+        </w:numPr>
+      </w:pPr>
+      <w:r>
+        <w:t xml:space="preserve">Placement of a feeding tube</w:t>
+      </w:r>
+    </w:p>
+    <w:bookmarkEnd w:id="24"/>
+    <w:bookmarkStart w:id="25" w:name="possible-next-steps-3"/>
+    <w:p>
+      <w:pPr>
+        <w:pStyle w:val="Heading2"/>
+      </w:pPr>
+      <w:r>
+        <w:t xml:space="preserve">- Possible Next Steps</w:t>
+      </w:r>
+    </w:p>
+    <w:p>
+      <w:pPr>
+        <w:pStyle w:val="Compact"/>
+        <w:numPr>
+          <w:ilvl w:val="0"/>
+          <w:numId w:val="1008"/>
+        </w:numPr>
+      </w:pPr>
+      <w:r>
+        <w:t xml:space="preserve">or a Port for chemotherapy</w:t>
+      </w:r>
+    </w:p>
+    <w:bookmarkEnd w:id="25"/>
+    <w:bookmarkStart w:id="26" w:name="possible-next-steps-4"/>
+    <w:p>
+      <w:pPr>
+        <w:pStyle w:val="Heading2"/>
+      </w:pPr>
+      <w:r>
+        <w:t xml:space="preserve">- Possible Next Steps</w:t>
+      </w:r>
+    </w:p>
+    <w:p>
+      <w:pPr>
+        <w:pStyle w:val="Compact"/>
+        <w:numPr>
+          <w:ilvl w:val="0"/>
+          <w:numId w:val="1009"/>
+        </w:numPr>
+      </w:pPr>
+      <w:r>
+        <w:t xml:space="preserve">Referrals may be made for chemotherapy or radiation therapy</w:t>
+      </w:r>
+    </w:p>
+    <w:bookmarkEnd w:id="26"/>
+    <w:bookmarkStart w:id="27" w:name="possible-next-steps-5"/>
+    <w:p>
+      <w:pPr>
+        <w:pStyle w:val="Heading2"/>
+      </w:pPr>
+      <w:r>
+        <w:t xml:space="preserve">- Possible Next Steps</w:t>
+      </w:r>
+    </w:p>
+    <w:p>
+      <w:pPr>
+        <w:pStyle w:val="Compact"/>
+        <w:numPr>
+          <w:ilvl w:val="0"/>
+          <w:numId w:val="1010"/>
+        </w:numPr>
+      </w:pPr>
+      <w:r>
+        <w:t xml:space="preserve">or Surgery will be scheduled</w:t>
+      </w:r>
+    </w:p>
+    <w:bookmarkEnd w:id="27"/>
+    <w:bookmarkStart w:id="28" w:name="resources-20"/>
+    <w:p>
+      <w:pPr>
+        <w:pStyle w:val="Heading2"/>
+      </w:pPr>
+      <w:r>
+        <w:t xml:space="preserve">- Resources (20)</w:t>
+      </w:r>
+    </w:p>
+    <w:p>
+      <w:pPr>
+        <w:pStyle w:val="FirstParagraph"/>
+      </w:pPr>
+      <w:r>
+        <w:t xml:space="preserve">We recognize that a cancer diagnosis affects not only the patient but the whole community of family and friends. We have a lot of resources to help patients and the people close to them.</w:t>
+      </w:r>
+    </w:p>
+    <w:p>
+      <w:pPr>
+        <w:pStyle w:val="Compact"/>
+        <w:numPr>
+          <w:ilvl w:val="0"/>
+          <w:numId w:val="1011"/>
+        </w:numPr>
+      </w:pPr>
+      <w:r>
+        <w:t xml:space="preserve">Support groups for patients and families</w:t>
+      </w:r>
+    </w:p>
+    <w:bookmarkEnd w:id="28"/>
+    <w:bookmarkStart w:id="29" w:name="resources"/>
+    <w:p>
+      <w:pPr>
+        <w:pStyle w:val="Heading2"/>
+      </w:pPr>
+      <w:r>
+        <w:t xml:space="preserve">- Resources</w:t>
+      </w:r>
+    </w:p>
+    <w:p>
+      <w:pPr>
+        <w:pStyle w:val="Compact"/>
+        <w:numPr>
+          <w:ilvl w:val="0"/>
+          <w:numId w:val="1012"/>
+        </w:numPr>
+      </w:pPr>
+      <w:r>
+        <w:t xml:space="preserve">Counseling to help with stress reduction</w:t>
+      </w:r>
+    </w:p>
+    <w:bookmarkEnd w:id="29"/>
+    <w:bookmarkStart w:id="30" w:name="resources-1"/>
+    <w:p>
+      <w:pPr>
+        <w:pStyle w:val="Heading2"/>
+      </w:pPr>
+      <w:r>
+        <w:t xml:space="preserve">- Resources</w:t>
+      </w:r>
+    </w:p>
+    <w:p>
+      <w:pPr>
+        <w:pStyle w:val="Compact"/>
+        <w:numPr>
+          <w:ilvl w:val="0"/>
+          <w:numId w:val="1013"/>
+        </w:numPr>
+      </w:pPr>
+      <w:r>
+        <w:t xml:space="preserve">Financial counselors and social workers to help with insurance and other financial issues</w:t>
+      </w:r>
+    </w:p>
+    <w:bookmarkEnd w:id="30"/>
+    <w:bookmarkStart w:id="31" w:name="resources-2"/>
+    <w:p>
+      <w:pPr>
+        <w:pStyle w:val="Heading2"/>
+      </w:pPr>
+      <w:r>
+        <w:t xml:space="preserve">- Resources</w:t>
+      </w:r>
+    </w:p>
+    <w:p>
+      <w:pPr>
+        <w:pStyle w:val="Compact"/>
+        <w:numPr>
+          <w:ilvl w:val="0"/>
+          <w:numId w:val="1014"/>
+        </w:numPr>
+      </w:pPr>
+      <w:r>
+        <w:t xml:space="preserve">Social Workers to help find resources</w:t>
+      </w:r>
+    </w:p>
+    <w:bookmarkEnd w:id="31"/>
+    <w:bookmarkStart w:id="32" w:name="resources-3"/>
+    <w:p>
+      <w:pPr>
+        <w:pStyle w:val="Heading2"/>
+      </w:pPr>
+      <w:r>
+        <w:t xml:space="preserve">- Resources</w:t>
+      </w:r>
+    </w:p>
+    <w:p>
+      <w:pPr>
+        <w:pStyle w:val="Compact"/>
+        <w:numPr>
+          <w:ilvl w:val="0"/>
+          <w:numId w:val="1015"/>
+        </w:numPr>
+      </w:pPr>
+      <w:r>
+        <w:t xml:space="preserve">Supportive Oncology department to help with managing symptoms</w:t>
+      </w:r>
+    </w:p>
     <w:bookmarkEnd w:id="32"/>
-    <w:bookmarkStart w:id="33" w:name="possible-next-steps"/>
-    <w:p>
-      <w:pPr>
-        <w:pStyle w:val="Heading2"/>
-      </w:pPr>
-      <w:r>
-        <w:t xml:space="preserve">Possible Next Steps</w:t>
-      </w:r>
-    </w:p>
-    <w:p>
-      <w:pPr>
-        <w:pStyle w:val="FirstParagraph"/>
-      </w:pPr>
-      <w:r>
-        <w:t xml:space="preserve">After your consultation, there are several possible next steps:</w:t>
-      </w:r>
-    </w:p>
-    <w:p>
-      <w:pPr>
-        <w:pStyle w:val="Compact"/>
-        <w:numPr>
-          <w:ilvl w:val="0"/>
-          <w:numId w:val="1005"/>
-        </w:numPr>
-      </w:pPr>
-      <w:r>
-        <w:t xml:space="preserve">PET scan or CT Scan</w:t>
-      </w:r>
-    </w:p>
-    <w:bookmarkEnd w:id="33"/>
-    <w:bookmarkStart w:id="34" w:name="possible-next-steps-1"/>
-    <w:p>
-      <w:pPr>
-        <w:pStyle w:val="Heading2"/>
-      </w:pPr>
-      <w:r>
-        <w:t xml:space="preserve">- Possible Next Steps</w:t>
-      </w:r>
-    </w:p>
-    <w:p>
-      <w:pPr>
-        <w:pStyle w:val="Compact"/>
-        <w:numPr>
-          <w:ilvl w:val="0"/>
-          <w:numId w:val="1006"/>
-        </w:numPr>
-      </w:pPr>
-      <w:r>
-        <w:t xml:space="preserve">Endoscopic Procedure such as EGD</w:t>
-      </w:r>
-    </w:p>
-    <w:bookmarkEnd w:id="34"/>
-    <w:bookmarkStart w:id="35" w:name="possible-next-steps-2"/>
-    <w:p>
-      <w:pPr>
-        <w:pStyle w:val="Heading2"/>
-      </w:pPr>
-      <w:r>
-        <w:t xml:space="preserve">- Possible Next Steps</w:t>
-      </w:r>
-    </w:p>
-    <w:p>
-      <w:pPr>
-        <w:pStyle w:val="Compact"/>
-        <w:numPr>
-          <w:ilvl w:val="0"/>
-          <w:numId w:val="1007"/>
-        </w:numPr>
-      </w:pPr>
-      <w:r>
-        <w:t xml:space="preserve">Placement of a feeding tube</w:t>
-      </w:r>
-    </w:p>
-    <w:bookmarkEnd w:id="35"/>
-    <w:bookmarkStart w:id="36" w:name="possible-next-steps-3"/>
-    <w:p>
-      <w:pPr>
-        <w:pStyle w:val="Heading2"/>
-      </w:pPr>
-      <w:r>
-        <w:t xml:space="preserve">- Possible Next Steps</w:t>
-      </w:r>
-    </w:p>
-    <w:p>
-      <w:pPr>
-        <w:pStyle w:val="Compact"/>
-        <w:numPr>
-          <w:ilvl w:val="0"/>
-          <w:numId w:val="1008"/>
-        </w:numPr>
-      </w:pPr>
-      <w:r>
-        <w:t xml:space="preserve">or a Port for chemotherapy</w:t>
-      </w:r>
-    </w:p>
-    <w:bookmarkEnd w:id="36"/>
-    <w:bookmarkStart w:id="37" w:name="possible-next-steps-4"/>
-    <w:p>
-      <w:pPr>
-        <w:pStyle w:val="Heading2"/>
-      </w:pPr>
-      <w:r>
-        <w:t xml:space="preserve">- Possible Next Steps</w:t>
-      </w:r>
-    </w:p>
-    <w:p>
-      <w:pPr>
-        <w:pStyle w:val="Compact"/>
-        <w:numPr>
-          <w:ilvl w:val="0"/>
-          <w:numId w:val="1009"/>
-        </w:numPr>
-      </w:pPr>
-      <w:r>
-        <w:t xml:space="preserve">Referrals may be made for chemotherapy or radiation therapy</w:t>
-      </w:r>
-    </w:p>
-    <w:bookmarkEnd w:id="37"/>
-    <w:bookmarkStart w:id="38" w:name="possible-next-steps-5"/>
-    <w:p>
-      <w:pPr>
-        <w:pStyle w:val="Heading2"/>
-      </w:pPr>
-      <w:r>
-        <w:t xml:space="preserve">- Possible Next Steps</w:t>
-      </w:r>
-    </w:p>
-    <w:p>
-      <w:pPr>
-        <w:pStyle w:val="Compact"/>
-        <w:numPr>
-          <w:ilvl w:val="0"/>
-          <w:numId w:val="1010"/>
-        </w:numPr>
-      </w:pPr>
-      <w:r>
-        <w:t xml:space="preserve">or Surgery will be scheduled</w:t>
-      </w:r>
-    </w:p>
-    <w:bookmarkEnd w:id="38"/>
-    <w:bookmarkStart w:id="39" w:name="resources-20"/>
-    <w:p>
-      <w:pPr>
-        <w:pStyle w:val="Heading2"/>
-      </w:pPr>
-      <w:r>
-        <w:t xml:space="preserve">- Resources (20)</w:t>
-      </w:r>
-    </w:p>
-    <w:p>
-      <w:pPr>
-        <w:pStyle w:val="FirstParagraph"/>
-      </w:pPr>
-      <w:r>
-        <w:t xml:space="preserve">We recognize that a cancer diagnosis affects not only the patient but the whole community of family and friends. We have a lot of resources to help patients and the people close to them.</w:t>
-      </w:r>
-    </w:p>
-    <w:p>
-      <w:pPr>
-        <w:pStyle w:val="Compact"/>
-        <w:numPr>
-          <w:ilvl w:val="0"/>
-          <w:numId w:val="1011"/>
-        </w:numPr>
-      </w:pPr>
-      <w:r>
-        <w:t xml:space="preserve">Support groups for patients and families</w:t>
-      </w:r>
-    </w:p>
-    <w:bookmarkEnd w:id="39"/>
-    <w:bookmarkStart w:id="40" w:name="resources"/>
-    <w:p>
-      <w:pPr>
-        <w:pStyle w:val="Heading2"/>
-      </w:pPr>
-      <w:r>
-        <w:t xml:space="preserve">- Resources</w:t>
-      </w:r>
-    </w:p>
-    <w:p>
-      <w:pPr>
-        <w:pStyle w:val="Compact"/>
-        <w:numPr>
-          <w:ilvl w:val="0"/>
-          <w:numId w:val="1012"/>
-        </w:numPr>
-      </w:pPr>
-      <w:r>
-        <w:t xml:space="preserve">Counseling to help with stress reduction</w:t>
-      </w:r>
-    </w:p>
-    <w:bookmarkEnd w:id="40"/>
-    <w:bookmarkStart w:id="41" w:name="resources-1"/>
-    <w:p>
-      <w:pPr>
-        <w:pStyle w:val="Heading2"/>
-      </w:pPr>
-      <w:r>
-        <w:t xml:space="preserve">- Resources</w:t>
-      </w:r>
-    </w:p>
-    <w:p>
-      <w:pPr>
-        <w:pStyle w:val="Compact"/>
-        <w:numPr>
-          <w:ilvl w:val="0"/>
-          <w:numId w:val="1013"/>
-        </w:numPr>
-      </w:pPr>
-      <w:r>
-        <w:t xml:space="preserve">Financial counselors and social workers to help with insurance and other financial issues</w:t>
-      </w:r>
-    </w:p>
-    <w:bookmarkEnd w:id="41"/>
-    <w:bookmarkStart w:id="42" w:name="resources-2"/>
-    <w:p>
-      <w:pPr>
-        <w:pStyle w:val="Heading2"/>
-      </w:pPr>
-      <w:r>
-        <w:t xml:space="preserve">- Resources</w:t>
-      </w:r>
-    </w:p>
-    <w:p>
-      <w:pPr>
-        <w:pStyle w:val="Compact"/>
-        <w:numPr>
-          <w:ilvl w:val="0"/>
-          <w:numId w:val="1014"/>
-        </w:numPr>
-      </w:pPr>
-      <w:r>
-        <w:t xml:space="preserve">Social Workers to help find resources</w:t>
-      </w:r>
-    </w:p>
-    <w:bookmarkEnd w:id="42"/>
-    <w:bookmarkStart w:id="43" w:name="resources-3"/>
-    <w:p>
-      <w:pPr>
-        <w:pStyle w:val="Heading2"/>
-      </w:pPr>
-      <w:r>
-        <w:t xml:space="preserve">- Resources</w:t>
-      </w:r>
-    </w:p>
-    <w:p>
-      <w:pPr>
-        <w:pStyle w:val="Compact"/>
-        <w:numPr>
-          <w:ilvl w:val="0"/>
-          <w:numId w:val="1015"/>
-        </w:numPr>
-      </w:pPr>
-      <w:r>
-        <w:t xml:space="preserve">Supportive Oncology department to help with managing symptoms</w:t>
-      </w:r>
-    </w:p>
-    <w:bookmarkEnd w:id="43"/>
-    <w:bookmarkStart w:id="44" w:name="resources-4"/>
+    <w:bookmarkStart w:id="33" w:name="resources-4"/>
     <w:p>
       <w:pPr>
         <w:pStyle w:val="Heading2"/>
@@ -709,8 +709,8 @@
         <w:t xml:space="preserve">dietitians</w:t>
       </w:r>
     </w:p>
-    <w:bookmarkEnd w:id="44"/>
-    <w:bookmarkStart w:id="45" w:name="resources-5"/>
+    <w:bookmarkEnd w:id="33"/>
+    <w:bookmarkStart w:id="34" w:name="resources-5"/>
     <w:p>
       <w:pPr>
         <w:pStyle w:val="Heading2"/>
@@ -747,8 +747,8 @@
         <w:t xml:space="preserve">which can help with the special needs of our patients over age 75</w:t>
       </w:r>
     </w:p>
-    <w:bookmarkEnd w:id="45"/>
-    <w:bookmarkStart w:id="46" w:name="resources-6"/>
+    <w:bookmarkEnd w:id="34"/>
+    <w:bookmarkStart w:id="35" w:name="resources-6"/>
     <w:p>
       <w:pPr>
         <w:pStyle w:val="Heading2"/>
@@ -785,8 +785,8 @@
         <w:t xml:space="preserve">to address the special needs of this group.</w:t>
       </w:r>
     </w:p>
-    <w:bookmarkEnd w:id="46"/>
-    <w:bookmarkStart w:id="47" w:name="resources-7"/>
+    <w:bookmarkEnd w:id="35"/>
+    <w:bookmarkStart w:id="36" w:name="resources-7"/>
     <w:p>
       <w:pPr>
         <w:pStyle w:val="Heading2"/>
@@ -823,8 +823,8 @@
         <w:t xml:space="preserve">who can help to coordinate your care by the cancer care team</w:t>
       </w:r>
     </w:p>
-    <w:bookmarkEnd w:id="47"/>
-    <w:bookmarkStart w:id="48" w:name="please-bring"/>
+    <w:bookmarkEnd w:id="36"/>
+    <w:bookmarkStart w:id="37" w:name="please-bring"/>
     <w:p>
       <w:pPr>
         <w:pStyle w:val="Heading2"/>
@@ -853,8 +853,8 @@
         <w:t xml:space="preserve">Names of your physicians</w:t>
       </w:r>
     </w:p>
-    <w:bookmarkEnd w:id="48"/>
-    <w:bookmarkStart w:id="49" w:name="please-bring-1"/>
+    <w:bookmarkEnd w:id="37"/>
+    <w:bookmarkStart w:id="38" w:name="please-bring-1"/>
     <w:p>
       <w:pPr>
         <w:pStyle w:val="Heading2"/>
@@ -875,8 +875,8 @@
         <w:t xml:space="preserve">A List of your medications</w:t>
       </w:r>
     </w:p>
-    <w:bookmarkEnd w:id="49"/>
-    <w:bookmarkStart w:id="50" w:name="please-bring-2"/>
+    <w:bookmarkEnd w:id="38"/>
+    <w:bookmarkStart w:id="39" w:name="please-bring-2"/>
     <w:p>
       <w:pPr>
         <w:pStyle w:val="Heading2"/>
@@ -897,8 +897,8 @@
         <w:t xml:space="preserve">A copy of your insurance cards</w:t>
       </w:r>
     </w:p>
-    <w:bookmarkEnd w:id="50"/>
-    <w:bookmarkStart w:id="51" w:name="please-bring-3"/>
+    <w:bookmarkEnd w:id="39"/>
+    <w:bookmarkStart w:id="40" w:name="please-bring-3"/>
     <w:p>
       <w:pPr>
         <w:pStyle w:val="Heading2"/>
@@ -919,8 +919,8 @@
         <w:t xml:space="preserve">Reports you have have of any procedures or scans</w:t>
       </w:r>
     </w:p>
-    <w:bookmarkEnd w:id="51"/>
-    <w:bookmarkStart w:id="52" w:name="please-bring-4"/>
+    <w:bookmarkEnd w:id="40"/>
+    <w:bookmarkStart w:id="41" w:name="please-bring-4"/>
     <w:p>
       <w:pPr>
         <w:pStyle w:val="Heading2"/>
@@ -941,8 +941,8 @@
         <w:t xml:space="preserve">List of any questions you may have</w:t>
       </w:r>
     </w:p>
-    <w:bookmarkEnd w:id="52"/>
-    <w:bookmarkStart w:id="53" w:name="please-plan-to-arrive"/>
+    <w:bookmarkEnd w:id="41"/>
+    <w:bookmarkStart w:id="42" w:name="please-plan-to-arrive"/>
     <w:p>
       <w:pPr>
         <w:pStyle w:val="Heading2"/>
@@ -991,8 +991,8 @@
         <w:t xml:space="preserve">We will look forward to meeting you.</w:t>
       </w:r>
     </w:p>
-    <w:bookmarkEnd w:id="53"/>
-    <w:bookmarkStart w:id="54" w:name="contact"/>
+    <w:bookmarkEnd w:id="42"/>
+    <w:bookmarkStart w:id="43" w:name="contact"/>
     <w:p>
       <w:pPr>
         <w:pStyle w:val="Heading2"/>
@@ -1009,8 +1009,8 @@
         <w:t xml:space="preserve">If you have any questions please feel free to contact us at (980) 442-6410</w:t>
       </w:r>
     </w:p>
-    <w:bookmarkEnd w:id="54"/>
-    <w:bookmarkStart w:id="55" w:name="outro-slide"/>
+    <w:bookmarkEnd w:id="43"/>
+    <w:bookmarkStart w:id="44" w:name="outro-slide"/>
     <w:p>
       <w:pPr>
         <w:pStyle w:val="Heading2"/>
@@ -1019,7 +1019,7 @@
         <w:t xml:space="preserve">2 Outro Slide</w:t>
       </w:r>
     </w:p>
-    <w:bookmarkEnd w:id="55"/>
+    <w:bookmarkEnd w:id="44"/>
     <w:sectPr>
       <w:footnotePr>
         <w:numRestart w:val="eachSect"/>
@@ -1319,10 +1319,10 @@
   <w:docDefaults>
     <w:rPrDefault>
       <w:rPr>
-        <w:rFonts w:asciiTheme="minorHAnsi" w:cstheme="minorBidi" w:eastAsiaTheme="minorHAnsi" w:hAnsiTheme="minorHAnsi"/>
+        <w:rFonts w:asciiTheme="minorHAnsi" w:cstheme="minorBidi" w:eastAsiaTheme="minorEastAsia" w:hAnsiTheme="minorHAnsi"/>
         <w:sz w:val="24"/>
         <w:szCs w:val="24"/>
-        <w:lang w:bidi="ar-SA" w:eastAsia="en-US" w:val="en-US"/>
+        <w:lang w:bidi="ar-SA" w:eastAsia="zh-CN" w:val="en-US"/>
       </w:rPr>
     </w:rPrDefault>
     <w:pPrDefault>
@@ -1863,13 +1863,6 @@
       </w:tblCellMar>
     </w:tblPr>
     <w:tblStylePr w:type="firstRow">
-      <w:tblPr>
-        <w:jc w:val="left"/>
-        <w:tblInd w:type="dxa" w:w="0"/>
-      </w:tblPr>
-      <w:trPr>
-        <w:jc w:val="left"/>
-      </w:trPr>
       <w:tcPr>
         <w:tcBorders>
           <w:bottom w:val="single"/>
